--- a/__ms-praca__/soc.docx
+++ b/__ms-praca__/soc.docx
@@ -134,6 +134,7 @@
           <w:szCs w:val="28"/>
         </w:rPr>
       </w:pPr>
+      <w:proofErr w:type="spellStart"/>
       <w:r>
         <w:rPr>
           <w:rFonts w:ascii="Times New Roman" w:hAnsi="Times New Roman" w:cs="Times New Roman"/>
@@ -144,6 +145,7 @@
         </w:rPr>
         <w:t>DanceHub</w:t>
       </w:r>
+      <w:proofErr w:type="spellEnd"/>
     </w:p>
     <w:p>
       <w:pPr>
@@ -637,21 +639,23 @@
         </w:rPr>
         <w:t xml:space="preserve">Vyhlasujem, že prácu stredoškolskej odbornej činnosti na tému </w:t>
       </w:r>
+      <w:proofErr w:type="spellStart"/>
       <w:r>
         <w:rPr>
           <w:rFonts w:ascii="Times New Roman" w:hAnsi="Times New Roman" w:cs="Times New Roman"/>
           <w:sz w:val="24"/>
           <w:szCs w:val="24"/>
         </w:rPr>
-        <w:t xml:space="preserve">DanceHub </w:t>
-      </w:r>
+        <w:t>DanceHub</w:t>
+      </w:r>
+      <w:proofErr w:type="spellEnd"/>
       <w:r>
         <w:rPr>
           <w:rFonts w:ascii="Times New Roman" w:hAnsi="Times New Roman" w:cs="Times New Roman"/>
           <w:sz w:val="24"/>
           <w:szCs w:val="24"/>
         </w:rPr>
-        <w:t>som vypracoval samostatne, s použitím uvedených literárnych zdrojov. Prácu som neprihlásil a ani neprezentoval v žiadnej inej súťaži, ktorá je pod gestorstvom MŠVVa</w:t>
+        <w:t xml:space="preserve"> </w:t>
       </w:r>
       <w:r>
         <w:rPr>
@@ -659,8 +663,44 @@
           <w:sz w:val="24"/>
           <w:szCs w:val="24"/>
         </w:rPr>
+        <w:t xml:space="preserve">som vypracoval samostatne, s použitím uvedených literárnych zdrojov. Prácu som neprihlásil a ani neprezentoval v žiadnej inej súťaži, ktorá je pod </w:t>
+      </w:r>
+      <w:proofErr w:type="spellStart"/>
+      <w:r>
+        <w:rPr>
+          <w:rFonts w:ascii="Times New Roman" w:hAnsi="Times New Roman" w:cs="Times New Roman"/>
+          <w:sz w:val="24"/>
+          <w:szCs w:val="24"/>
+        </w:rPr>
+        <w:t>gestorstvom</w:t>
+      </w:r>
+      <w:proofErr w:type="spellEnd"/>
+      <w:r>
+        <w:rPr>
+          <w:rFonts w:ascii="Times New Roman" w:hAnsi="Times New Roman" w:cs="Times New Roman"/>
+          <w:sz w:val="24"/>
+          <w:szCs w:val="24"/>
+        </w:rPr>
+        <w:t xml:space="preserve"> </w:t>
+      </w:r>
+      <w:proofErr w:type="spellStart"/>
+      <w:r>
+        <w:rPr>
+          <w:rFonts w:ascii="Times New Roman" w:hAnsi="Times New Roman" w:cs="Times New Roman"/>
+          <w:sz w:val="24"/>
+          <w:szCs w:val="24"/>
+        </w:rPr>
+        <w:t>MŠVVa</w:t>
+      </w:r>
+      <w:r>
+        <w:rPr>
+          <w:rFonts w:ascii="Times New Roman" w:hAnsi="Times New Roman" w:cs="Times New Roman"/>
+          <w:sz w:val="24"/>
+          <w:szCs w:val="24"/>
+        </w:rPr>
         <w:t>M</w:t>
       </w:r>
+      <w:proofErr w:type="spellEnd"/>
       <w:r>
         <w:rPr>
           <w:rFonts w:ascii="Times New Roman" w:hAnsi="Times New Roman" w:cs="Times New Roman"/>
@@ -983,7 +1023,25 @@
           <w:sz w:val="24"/>
           <w:szCs w:val="24"/>
         </w:rPr>
-        <w:t>Dominikovi Zatkalíkovi, PhD.</w:t>
+        <w:t xml:space="preserve">Dominikovi </w:t>
+      </w:r>
+      <w:proofErr w:type="spellStart"/>
+      <w:r>
+        <w:rPr>
+          <w:rFonts w:ascii="Times New Roman" w:hAnsi="Times New Roman" w:cs="Times New Roman"/>
+          <w:sz w:val="24"/>
+          <w:szCs w:val="24"/>
+        </w:rPr>
+        <w:t>Zatkalíkovi</w:t>
+      </w:r>
+      <w:proofErr w:type="spellEnd"/>
+      <w:r>
+        <w:rPr>
+          <w:rFonts w:ascii="Times New Roman" w:hAnsi="Times New Roman" w:cs="Times New Roman"/>
+          <w:sz w:val="24"/>
+          <w:szCs w:val="24"/>
+        </w:rPr>
+        <w:t>, PhD.</w:t>
       </w:r>
       <w:r>
         <w:rPr>
@@ -1058,7 +1116,15 @@
         <w:t> </w:t>
       </w:r>
       <w:r>
-        <w:t xml:space="preserve"> implementáciou webovej aplikácie DanceHub na správu aktivít párového tanečného klubu. Analyzuje existujúce riešenia v</w:t>
+        <w:t xml:space="preserve"> implementáciou webovej aplikácie </w:t>
+      </w:r>
+      <w:proofErr w:type="spellStart"/>
+      <w:r>
+        <w:t>DanceHub</w:t>
+      </w:r>
+      <w:proofErr w:type="spellEnd"/>
+      <w:r>
+        <w:t> na správu aktivít párového tanečného klubu. Analyzuje existujúce riešenia v</w:t>
       </w:r>
       <w:r>
         <w:t> </w:t>
@@ -1082,7 +1148,39 @@
         <w:t> </w:t>
       </w:r>
       <w:r>
-        <w:t xml:space="preserve"> automatizované generovanie rozvrhu. Aplikácia bola implementovaná pomocou technológií React, Next.js, TypeScript, Tailwind CSS, MongoDB a</w:t>
+        <w:t xml:space="preserve"> automatizované generovanie rozvrhu. Aplikácia bola implementovaná pomocou technológií </w:t>
+      </w:r>
+      <w:proofErr w:type="spellStart"/>
+      <w:r>
+        <w:t>React</w:t>
+      </w:r>
+      <w:proofErr w:type="spellEnd"/>
+      <w:r>
+        <w:t xml:space="preserve">, Next.js, </w:t>
+      </w:r>
+      <w:proofErr w:type="spellStart"/>
+      <w:r>
+        <w:t>TypeScript</w:t>
+      </w:r>
+      <w:proofErr w:type="spellEnd"/>
+      <w:r>
+        <w:t xml:space="preserve">, </w:t>
+      </w:r>
+      <w:proofErr w:type="spellStart"/>
+      <w:r>
+        <w:t>Tailwind</w:t>
+      </w:r>
+      <w:proofErr w:type="spellEnd"/>
+      <w:r>
+        <w:t xml:space="preserve"> CSS, </w:t>
+      </w:r>
+      <w:proofErr w:type="spellStart"/>
+      <w:r>
+        <w:t>MongoDB</w:t>
+      </w:r>
+      <w:proofErr w:type="spellEnd"/>
+      <w:r>
+        <w:t xml:space="preserve"> a</w:t>
       </w:r>
       <w:r>
         <w:t> </w:t>
@@ -1150,8 +1248,21 @@
         <w:t xml:space="preserve"> A</w:t>
       </w:r>
       <w:r>
-        <w:t>lgoritmus, React, Next.js, MongoDB</w:t>
-      </w:r>
+        <w:t xml:space="preserve">lgoritmus, </w:t>
+      </w:r>
+      <w:proofErr w:type="spellStart"/>
+      <w:r>
+        <w:t>React</w:t>
+      </w:r>
+      <w:proofErr w:type="spellEnd"/>
+      <w:r>
+        <w:t xml:space="preserve">, Next.js, </w:t>
+      </w:r>
+      <w:proofErr w:type="spellStart"/>
+      <w:r>
+        <w:t>MongoDB</w:t>
+      </w:r>
+      <w:proofErr w:type="spellEnd"/>
       <w:r>
         <w:t>, Design</w:t>
       </w:r>
@@ -1167,6 +1278,7 @@
           <w:szCs w:val="24"/>
         </w:rPr>
       </w:pPr>
+      <w:proofErr w:type="spellStart"/>
       <w:r>
         <w:rPr>
           <w:b/>
@@ -1176,63 +1288,689 @@
         </w:rPr>
         <w:t>Abstract</w:t>
       </w:r>
-    </w:p>
-    <w:p>
-      <w:pPr>
-        <w:pStyle w:val="text"/>
-      </w:pPr>
-      <w:r>
-        <w:t>This thesis deals with the design and implementation of DanceHub, a</w:t>
-      </w:r>
-      <w:r>
-        <w:t> </w:t>
-      </w:r>
-      <w:r>
-        <w:t xml:space="preserve"> web application for managing pair-dance club activities. It analyses the current market of scheduling applications and identifies the lack of specialised tools for pair-dance clubs. Based on this analysis, a</w:t>
-      </w:r>
-      <w:r>
-        <w:t> </w:t>
-      </w:r>
-      <w:r>
-        <w:t xml:space="preserve"> comprehensive solution was designed covering user and role management, club administration, dancer pair management, availability tracking, and automatic timetable generation. The application was built using React, Next.js, TypeScript, Tailwind CSS, MongoDB, and JWT authentication. An advanced scheduling algorithm was implemented that reduces timetable creation time by approximately 70–80 % and scheduling conflicts by approximately 90 %. </w:t>
-      </w:r>
-    </w:p>
-    <w:p>
-      <w:pPr>
-        <w:pStyle w:val="text"/>
-      </w:pPr>
-      <w:r>
-        <w:t>Keywords: </w:t>
+      <w:proofErr w:type="spellEnd"/>
+    </w:p>
+    <w:p>
+      <w:pPr>
+        <w:pStyle w:val="text"/>
+      </w:pPr>
+      <w:proofErr w:type="spellStart"/>
+      <w:r>
+        <w:t>This</w:t>
+      </w:r>
+      <w:proofErr w:type="spellEnd"/>
+      <w:r>
+        <w:t> </w:t>
+      </w:r>
+      <w:proofErr w:type="spellStart"/>
+      <w:r>
+        <w:t>thesis</w:t>
+      </w:r>
+      <w:proofErr w:type="spellEnd"/>
+      <w:r>
+        <w:t> </w:t>
+      </w:r>
+      <w:proofErr w:type="spellStart"/>
+      <w:r>
+        <w:t>deals</w:t>
+      </w:r>
+      <w:proofErr w:type="spellEnd"/>
+      <w:r>
+        <w:t xml:space="preserve"> </w:t>
+      </w:r>
+      <w:proofErr w:type="spellStart"/>
+      <w:r>
+        <w:t>with</w:t>
+      </w:r>
+      <w:proofErr w:type="spellEnd"/>
+      <w:r>
+        <w:t xml:space="preserve"> </w:t>
+      </w:r>
+      <w:proofErr w:type="spellStart"/>
+      <w:r>
+        <w:t>the</w:t>
+      </w:r>
+      <w:proofErr w:type="spellEnd"/>
+      <w:r>
+        <w:t xml:space="preserve"> design and </w:t>
+      </w:r>
+      <w:proofErr w:type="spellStart"/>
+      <w:r>
+        <w:t>implementation</w:t>
+      </w:r>
+      <w:proofErr w:type="spellEnd"/>
+      <w:r>
+        <w:t xml:space="preserve"> of </w:t>
+      </w:r>
+      <w:proofErr w:type="spellStart"/>
+      <w:r>
+        <w:t>DanceHub</w:t>
+      </w:r>
+      <w:proofErr w:type="spellEnd"/>
+      <w:r>
+        <w:t>, a</w:t>
+      </w:r>
+      <w:r>
+        <w:t> </w:t>
+      </w:r>
+      <w:r>
+        <w:t xml:space="preserve"> web </w:t>
+      </w:r>
+      <w:proofErr w:type="spellStart"/>
+      <w:r>
+        <w:t>application</w:t>
+      </w:r>
+      <w:proofErr w:type="spellEnd"/>
+      <w:r>
+        <w:t> </w:t>
+      </w:r>
+      <w:proofErr w:type="spellStart"/>
+      <w:r>
+        <w:t>for</w:t>
+      </w:r>
+      <w:proofErr w:type="spellEnd"/>
+      <w:r>
+        <w:t> </w:t>
+      </w:r>
+      <w:proofErr w:type="spellStart"/>
+      <w:r>
+        <w:t>managing</w:t>
+      </w:r>
+      <w:proofErr w:type="spellEnd"/>
+      <w:r>
+        <w:t xml:space="preserve"> </w:t>
+      </w:r>
+      <w:proofErr w:type="spellStart"/>
+      <w:r>
+        <w:t>pair-dance</w:t>
+      </w:r>
+      <w:proofErr w:type="spellEnd"/>
+      <w:r>
+        <w:t> </w:t>
+      </w:r>
+      <w:proofErr w:type="spellStart"/>
+      <w:r>
+        <w:t>club</w:t>
+      </w:r>
+      <w:proofErr w:type="spellEnd"/>
+      <w:r>
+        <w:t> </w:t>
+      </w:r>
+      <w:proofErr w:type="spellStart"/>
+      <w:r>
+        <w:t>activities</w:t>
+      </w:r>
+      <w:proofErr w:type="spellEnd"/>
+      <w:r>
+        <w:t xml:space="preserve">. </w:t>
+      </w:r>
+      <w:proofErr w:type="spellStart"/>
+      <w:r>
+        <w:t>It</w:t>
+      </w:r>
+      <w:proofErr w:type="spellEnd"/>
+      <w:r>
+        <w:t xml:space="preserve"> </w:t>
+      </w:r>
+      <w:proofErr w:type="spellStart"/>
+      <w:r>
+        <w:t>analyses</w:t>
+      </w:r>
+      <w:proofErr w:type="spellEnd"/>
+      <w:r>
+        <w:t> </w:t>
+      </w:r>
+      <w:proofErr w:type="spellStart"/>
+      <w:r>
+        <w:t>the</w:t>
+      </w:r>
+      <w:proofErr w:type="spellEnd"/>
+      <w:r>
+        <w:t> </w:t>
+      </w:r>
+      <w:proofErr w:type="spellStart"/>
+      <w:r>
+        <w:t>current</w:t>
+      </w:r>
+      <w:proofErr w:type="spellEnd"/>
+      <w:r>
+        <w:t xml:space="preserve"> </w:t>
+      </w:r>
+      <w:proofErr w:type="spellStart"/>
+      <w:r>
+        <w:t>market</w:t>
+      </w:r>
+      <w:proofErr w:type="spellEnd"/>
+      <w:r>
+        <w:t xml:space="preserve"> of </w:t>
+      </w:r>
+      <w:proofErr w:type="spellStart"/>
+      <w:r>
+        <w:t>scheduling</w:t>
+      </w:r>
+      <w:proofErr w:type="spellEnd"/>
+      <w:r>
+        <w:t> </w:t>
+      </w:r>
+      <w:proofErr w:type="spellStart"/>
+      <w:r>
+        <w:t>applications</w:t>
+      </w:r>
+      <w:proofErr w:type="spellEnd"/>
+      <w:r>
+        <w:t xml:space="preserve"> and </w:t>
+      </w:r>
+      <w:proofErr w:type="spellStart"/>
+      <w:r>
+        <w:t>identifies</w:t>
+      </w:r>
+      <w:proofErr w:type="spellEnd"/>
+      <w:r>
+        <w:t xml:space="preserve"> </w:t>
+      </w:r>
+      <w:proofErr w:type="spellStart"/>
+      <w:r>
+        <w:t>the</w:t>
+      </w:r>
+      <w:proofErr w:type="spellEnd"/>
+      <w:r>
+        <w:t xml:space="preserve"> </w:t>
+      </w:r>
+      <w:proofErr w:type="spellStart"/>
+      <w:r>
+        <w:t>lack</w:t>
+      </w:r>
+      <w:proofErr w:type="spellEnd"/>
+      <w:r>
+        <w:t> of </w:t>
+      </w:r>
+      <w:proofErr w:type="spellStart"/>
+      <w:r>
+        <w:t>specialised</w:t>
+      </w:r>
+      <w:proofErr w:type="spellEnd"/>
+      <w:r>
+        <w:t xml:space="preserve"> </w:t>
+      </w:r>
+      <w:proofErr w:type="spellStart"/>
+      <w:r>
+        <w:t>tools</w:t>
+      </w:r>
+      <w:proofErr w:type="spellEnd"/>
+      <w:r>
+        <w:t xml:space="preserve"> </w:t>
+      </w:r>
+      <w:proofErr w:type="spellStart"/>
+      <w:r>
+        <w:t>for</w:t>
+      </w:r>
+      <w:proofErr w:type="spellEnd"/>
+      <w:r>
+        <w:t xml:space="preserve"> </w:t>
+      </w:r>
+      <w:proofErr w:type="spellStart"/>
+      <w:r>
+        <w:t>pair-dance</w:t>
+      </w:r>
+      <w:proofErr w:type="spellEnd"/>
+      <w:r>
+        <w:t xml:space="preserve"> </w:t>
+      </w:r>
+      <w:proofErr w:type="spellStart"/>
+      <w:r>
+        <w:t>clubs</w:t>
+      </w:r>
+      <w:proofErr w:type="spellEnd"/>
+      <w:r>
+        <w:t xml:space="preserve">. </w:t>
+      </w:r>
+      <w:proofErr w:type="spellStart"/>
+      <w:r>
+        <w:t>Based</w:t>
+      </w:r>
+      <w:proofErr w:type="spellEnd"/>
+      <w:r>
+        <w:t xml:space="preserve"> on </w:t>
+      </w:r>
+      <w:proofErr w:type="spellStart"/>
+      <w:r>
+        <w:t>this</w:t>
+      </w:r>
+      <w:proofErr w:type="spellEnd"/>
+      <w:r>
+        <w:t xml:space="preserve"> </w:t>
+      </w:r>
+      <w:proofErr w:type="spellStart"/>
+      <w:r>
+        <w:t>analysis</w:t>
+      </w:r>
+      <w:proofErr w:type="spellEnd"/>
+      <w:r>
+        <w:t>, a</w:t>
+      </w:r>
+      <w:r>
+        <w:t> </w:t>
+      </w:r>
+      <w:r>
+        <w:t> </w:t>
+      </w:r>
+      <w:proofErr w:type="spellStart"/>
+      <w:r>
+        <w:t>comprehensive</w:t>
+      </w:r>
+      <w:proofErr w:type="spellEnd"/>
+      <w:r>
+        <w:t xml:space="preserve"> </w:t>
+      </w:r>
+      <w:proofErr w:type="spellStart"/>
+      <w:r>
+        <w:t>solution</w:t>
+      </w:r>
+      <w:proofErr w:type="spellEnd"/>
+      <w:r>
+        <w:t> </w:t>
+      </w:r>
+      <w:proofErr w:type="spellStart"/>
+      <w:r>
+        <w:t>was</w:t>
+      </w:r>
+      <w:proofErr w:type="spellEnd"/>
+      <w:r>
+        <w:t> </w:t>
+      </w:r>
+      <w:proofErr w:type="spellStart"/>
+      <w:r>
+        <w:t>designed</w:t>
+      </w:r>
+      <w:proofErr w:type="spellEnd"/>
+      <w:r>
+        <w:t xml:space="preserve"> </w:t>
+      </w:r>
+      <w:proofErr w:type="spellStart"/>
+      <w:r>
+        <w:t>covering</w:t>
+      </w:r>
+      <w:proofErr w:type="spellEnd"/>
+      <w:r>
+        <w:t xml:space="preserve"> user and role management, </w:t>
+      </w:r>
+      <w:proofErr w:type="spellStart"/>
+      <w:r>
+        <w:t>club</w:t>
+      </w:r>
+      <w:proofErr w:type="spellEnd"/>
+      <w:r>
+        <w:t xml:space="preserve"> </w:t>
+      </w:r>
+      <w:proofErr w:type="spellStart"/>
+      <w:r>
+        <w:t>administration</w:t>
+      </w:r>
+      <w:proofErr w:type="spellEnd"/>
+      <w:r>
+        <w:t xml:space="preserve">, </w:t>
+      </w:r>
+      <w:proofErr w:type="spellStart"/>
+      <w:r>
+        <w:t>dancer</w:t>
+      </w:r>
+      <w:proofErr w:type="spellEnd"/>
+      <w:r>
+        <w:t xml:space="preserve"> </w:t>
+      </w:r>
+      <w:proofErr w:type="spellStart"/>
+      <w:r>
+        <w:t>pair</w:t>
+      </w:r>
+      <w:proofErr w:type="spellEnd"/>
+      <w:r>
+        <w:t xml:space="preserve"> management, </w:t>
+      </w:r>
+      <w:proofErr w:type="spellStart"/>
+      <w:r>
+        <w:t>availability</w:t>
+      </w:r>
+      <w:proofErr w:type="spellEnd"/>
+      <w:r>
+        <w:t> </w:t>
+      </w:r>
+      <w:proofErr w:type="spellStart"/>
+      <w:r>
+        <w:t>tracking</w:t>
+      </w:r>
+      <w:proofErr w:type="spellEnd"/>
+      <w:r>
+        <w:t xml:space="preserve">, and </w:t>
+      </w:r>
+      <w:proofErr w:type="spellStart"/>
+      <w:r>
+        <w:t>automatic</w:t>
+      </w:r>
+      <w:proofErr w:type="spellEnd"/>
+      <w:r>
+        <w:t> </w:t>
+      </w:r>
+      <w:proofErr w:type="spellStart"/>
+      <w:r>
+        <w:t>timetable</w:t>
+      </w:r>
+      <w:proofErr w:type="spellEnd"/>
+      <w:r>
+        <w:t> </w:t>
+      </w:r>
+      <w:proofErr w:type="spellStart"/>
+      <w:r>
+        <w:t>generation</w:t>
+      </w:r>
+      <w:proofErr w:type="spellEnd"/>
+      <w:r>
+        <w:t xml:space="preserve">. </w:t>
+      </w:r>
+      <w:proofErr w:type="spellStart"/>
+      <w:r>
+        <w:t>The</w:t>
+      </w:r>
+      <w:proofErr w:type="spellEnd"/>
+      <w:r>
+        <w:t xml:space="preserve"> </w:t>
+      </w:r>
+      <w:proofErr w:type="spellStart"/>
+      <w:r>
+        <w:t>application</w:t>
+      </w:r>
+      <w:proofErr w:type="spellEnd"/>
+      <w:r>
+        <w:t> </w:t>
+      </w:r>
+      <w:proofErr w:type="spellStart"/>
+      <w:r>
+        <w:t>was</w:t>
+      </w:r>
+      <w:proofErr w:type="spellEnd"/>
+      <w:r>
+        <w:t> </w:t>
+      </w:r>
+      <w:proofErr w:type="spellStart"/>
+      <w:r>
+        <w:t>built</w:t>
+      </w:r>
+      <w:proofErr w:type="spellEnd"/>
+      <w:r>
+        <w:t xml:space="preserve"> </w:t>
+      </w:r>
+      <w:proofErr w:type="spellStart"/>
+      <w:r>
+        <w:t>using</w:t>
+      </w:r>
+      <w:proofErr w:type="spellEnd"/>
+      <w:r>
+        <w:t xml:space="preserve"> </w:t>
+      </w:r>
+      <w:proofErr w:type="spellStart"/>
+      <w:r>
+        <w:t>React</w:t>
+      </w:r>
+      <w:proofErr w:type="spellEnd"/>
+      <w:r>
+        <w:t xml:space="preserve">, Next.js, </w:t>
+      </w:r>
+      <w:proofErr w:type="spellStart"/>
+      <w:r>
+        <w:t>TypeScript</w:t>
+      </w:r>
+      <w:proofErr w:type="spellEnd"/>
+      <w:r>
+        <w:t xml:space="preserve">, </w:t>
+      </w:r>
+      <w:proofErr w:type="spellStart"/>
+      <w:r>
+        <w:t>Tailwind</w:t>
+      </w:r>
+      <w:proofErr w:type="spellEnd"/>
+      <w:r>
+        <w:t xml:space="preserve"> CSS, </w:t>
+      </w:r>
+      <w:proofErr w:type="spellStart"/>
+      <w:r>
+        <w:t>MongoDB</w:t>
+      </w:r>
+      <w:proofErr w:type="spellEnd"/>
+      <w:r>
+        <w:t>, and JWT </w:t>
+      </w:r>
+      <w:proofErr w:type="spellStart"/>
+      <w:r>
+        <w:t>authentication</w:t>
+      </w:r>
+      <w:proofErr w:type="spellEnd"/>
+      <w:r>
+        <w:t xml:space="preserve">. </w:t>
+      </w:r>
+      <w:proofErr w:type="spellStart"/>
+      <w:r>
+        <w:t>An</w:t>
+      </w:r>
+      <w:proofErr w:type="spellEnd"/>
+      <w:r>
+        <w:t xml:space="preserve"> </w:t>
+      </w:r>
+      <w:proofErr w:type="spellStart"/>
+      <w:r>
+        <w:t>advanced</w:t>
+      </w:r>
+      <w:proofErr w:type="spellEnd"/>
+      <w:r>
+        <w:t xml:space="preserve"> </w:t>
+      </w:r>
+      <w:proofErr w:type="spellStart"/>
+      <w:r>
+        <w:t>scheduling</w:t>
+      </w:r>
+      <w:proofErr w:type="spellEnd"/>
+      <w:r>
+        <w:t> </w:t>
+      </w:r>
+      <w:proofErr w:type="spellStart"/>
+      <w:r>
+        <w:t>algorithm</w:t>
+      </w:r>
+      <w:proofErr w:type="spellEnd"/>
+      <w:r>
+        <w:t> </w:t>
+      </w:r>
+      <w:proofErr w:type="spellStart"/>
+      <w:r>
+        <w:t>was</w:t>
+      </w:r>
+      <w:proofErr w:type="spellEnd"/>
+      <w:r>
+        <w:t xml:space="preserve"> </w:t>
+      </w:r>
+      <w:proofErr w:type="spellStart"/>
+      <w:r>
+        <w:t>implemented</w:t>
+      </w:r>
+      <w:proofErr w:type="spellEnd"/>
+      <w:r>
+        <w:t xml:space="preserve"> </w:t>
+      </w:r>
+      <w:proofErr w:type="spellStart"/>
+      <w:r>
+        <w:t>that</w:t>
+      </w:r>
+      <w:proofErr w:type="spellEnd"/>
+      <w:r>
+        <w:t xml:space="preserve"> </w:t>
+      </w:r>
+      <w:proofErr w:type="spellStart"/>
+      <w:r>
+        <w:t>reduces</w:t>
+      </w:r>
+      <w:proofErr w:type="spellEnd"/>
+      <w:r>
+        <w:t> </w:t>
+      </w:r>
+      <w:proofErr w:type="spellStart"/>
+      <w:r>
+        <w:t>timetable</w:t>
+      </w:r>
+      <w:proofErr w:type="spellEnd"/>
+      <w:r>
+        <w:t xml:space="preserve"> </w:t>
+      </w:r>
+      <w:proofErr w:type="spellStart"/>
+      <w:r>
+        <w:t>creation</w:t>
+      </w:r>
+      <w:proofErr w:type="spellEnd"/>
+      <w:r>
+        <w:t xml:space="preserve"> </w:t>
+      </w:r>
+      <w:proofErr w:type="spellStart"/>
+      <w:r>
+        <w:t>time</w:t>
+      </w:r>
+      <w:proofErr w:type="spellEnd"/>
+      <w:r>
+        <w:t xml:space="preserve"> by </w:t>
+      </w:r>
+      <w:proofErr w:type="spellStart"/>
+      <w:r>
+        <w:t>approximately</w:t>
+      </w:r>
+      <w:proofErr w:type="spellEnd"/>
+      <w:r>
+        <w:t> 70–80 % and </w:t>
+      </w:r>
+      <w:proofErr w:type="spellStart"/>
+      <w:r>
+        <w:t>scheduling</w:t>
+      </w:r>
+      <w:proofErr w:type="spellEnd"/>
+      <w:r>
+        <w:t xml:space="preserve"> </w:t>
+      </w:r>
+      <w:proofErr w:type="spellStart"/>
+      <w:r>
+        <w:t>conflicts</w:t>
+      </w:r>
+      <w:proofErr w:type="spellEnd"/>
+      <w:r>
+        <w:t xml:space="preserve"> by </w:t>
+      </w:r>
+      <w:proofErr w:type="spellStart"/>
+      <w:r>
+        <w:t>approximately</w:t>
+      </w:r>
+      <w:proofErr w:type="spellEnd"/>
+      <w:r>
+        <w:t xml:space="preserve"> 90 %. </w:t>
+      </w:r>
+    </w:p>
+    <w:p>
+      <w:pPr>
+        <w:pStyle w:val="text"/>
+      </w:pPr>
+      <w:proofErr w:type="spellStart"/>
+      <w:r>
+        <w:t>Keywords</w:t>
+      </w:r>
+      <w:proofErr w:type="spellEnd"/>
+      <w:r>
+        <w:t>: </w:t>
       </w:r>
       <w:r>
         <w:t>W</w:t>
       </w:r>
       <w:r>
-        <w:t xml:space="preserve">eb application, </w:t>
-      </w:r>
+        <w:t xml:space="preserve">eb </w:t>
+      </w:r>
+      <w:proofErr w:type="spellStart"/>
+      <w:r>
+        <w:t>application</w:t>
+      </w:r>
+      <w:proofErr w:type="spellEnd"/>
+      <w:r>
+        <w:t xml:space="preserve">, </w:t>
+      </w:r>
+      <w:proofErr w:type="spellStart"/>
       <w:r>
         <w:t>P</w:t>
       </w:r>
       <w:r>
-        <w:t xml:space="preserve">air dance, </w:t>
-      </w:r>
+        <w:t>air</w:t>
+      </w:r>
+      <w:proofErr w:type="spellEnd"/>
+      <w:r>
+        <w:t xml:space="preserve"> </w:t>
+      </w:r>
+      <w:proofErr w:type="spellStart"/>
+      <w:r>
+        <w:t>dance</w:t>
+      </w:r>
+      <w:proofErr w:type="spellEnd"/>
+      <w:r>
+        <w:t xml:space="preserve">, </w:t>
+      </w:r>
+      <w:proofErr w:type="spellStart"/>
       <w:r>
         <w:t>D</w:t>
       </w:r>
       <w:r>
-        <w:t xml:space="preserve">ance club, </w:t>
+        <w:t>ance</w:t>
+      </w:r>
+      <w:proofErr w:type="spellEnd"/>
+      <w:r>
+        <w:t xml:space="preserve"> </w:t>
+      </w:r>
+      <w:proofErr w:type="spellStart"/>
+      <w:r>
+        <w:t>club</w:t>
+      </w:r>
+      <w:proofErr w:type="spellEnd"/>
+      <w:r>
+        <w:t xml:space="preserve">, </w:t>
       </w:r>
       <w:r>
         <w:t>S</w:t>
       </w:r>
       <w:r>
-        <w:t xml:space="preserve">chedule planning, </w:t>
-      </w:r>
+        <w:t xml:space="preserve">chedule </w:t>
+      </w:r>
+      <w:proofErr w:type="spellStart"/>
+      <w:r>
+        <w:t>planning</w:t>
+      </w:r>
+      <w:proofErr w:type="spellEnd"/>
+      <w:r>
+        <w:t xml:space="preserve">, </w:t>
+      </w:r>
+      <w:proofErr w:type="spellStart"/>
       <w:r>
         <w:t>A</w:t>
       </w:r>
       <w:r>
-        <w:t xml:space="preserve">lgorithm, React, Next.js, MongoDB, </w:t>
+        <w:t>lgorithm</w:t>
+      </w:r>
+      <w:proofErr w:type="spellEnd"/>
+      <w:r>
+        <w:t xml:space="preserve">, </w:t>
+      </w:r>
+      <w:proofErr w:type="spellStart"/>
+      <w:r>
+        <w:t>React</w:t>
+      </w:r>
+      <w:proofErr w:type="spellEnd"/>
+      <w:r>
+        <w:t xml:space="preserve">, Next.js, </w:t>
+      </w:r>
+      <w:proofErr w:type="spellStart"/>
+      <w:r>
+        <w:t>MongoDB</w:t>
+      </w:r>
+      <w:proofErr w:type="spellEnd"/>
+      <w:r>
+        <w:t xml:space="preserve">, </w:t>
       </w:r>
       <w:r>
         <w:t>D</w:t>
@@ -3707,7 +4445,23 @@
         <w:t> </w:t>
       </w:r>
       <w:r>
-        <w:t xml:space="preserve"> náchylné na chyby. Existujúce aplikácie na plánovanie, ako sú Google Calendar alebo Calendly, poskytujú základné funkcie, avšak nie sú navrhnuté pre špecifické potreby tanečných klubov s</w:t>
+        <w:t xml:space="preserve"> náchylné na chyby. Existujúce aplikácie na plánovanie, ako sú Google </w:t>
+      </w:r>
+      <w:proofErr w:type="spellStart"/>
+      <w:r>
+        <w:t>Calendar</w:t>
+      </w:r>
+      <w:proofErr w:type="spellEnd"/>
+      <w:r>
+        <w:t xml:space="preserve"> alebo </w:t>
+      </w:r>
+      <w:proofErr w:type="spellStart"/>
+      <w:r>
+        <w:t>Calendly</w:t>
+      </w:r>
+      <w:proofErr w:type="spellEnd"/>
+      <w:r>
+        <w:t>, poskytujú základné funkcie, avšak nie sú navrhnuté pre špecifické potreby tanečných klubov s</w:t>
       </w:r>
       <w:r>
         <w:t> </w:t>
@@ -3719,7 +4473,15 @@
         <w:t> </w:t>
       </w:r>
       <w:r>
-        <w:t xml:space="preserve"> implementovať webovú aplikáciu DanceHub, ktorá poskytne komplexné riešenie pre správu tanečných aktivít v</w:t>
+        <w:t xml:space="preserve"> implementovať webovú aplikáciu </w:t>
+      </w:r>
+      <w:proofErr w:type="spellStart"/>
+      <w:r>
+        <w:t>DanceHub</w:t>
+      </w:r>
+      <w:proofErr w:type="spellEnd"/>
+      <w:r>
+        <w:t>, ktorá poskytne komplexné riešenie pre správu tanečných aktivít v</w:t>
       </w:r>
       <w:r>
         <w:t> </w:t>
@@ -3731,13 +4493,37 @@
         <w:t> </w:t>
       </w:r>
       <w:r>
-        <w:t xml:space="preserve"> párovými tancami. Aplikácia bude implementovaná pomocou moderných webových technológií - React a</w:t>
-      </w:r>
-      <w:r>
-        <w:t> </w:t>
-      </w:r>
-      <w:r>
-        <w:t xml:space="preserve"> Next.js pre frontend, MongoDB pre databázu a</w:t>
+        <w:t xml:space="preserve"> párovými tancami. Aplikácia bude implementovaná pomocou moderných webových technológií - </w:t>
+      </w:r>
+      <w:proofErr w:type="spellStart"/>
+      <w:r>
+        <w:t>React</w:t>
+      </w:r>
+      <w:proofErr w:type="spellEnd"/>
+      <w:r>
+        <w:t xml:space="preserve"> a</w:t>
+      </w:r>
+      <w:r>
+        <w:t> </w:t>
+      </w:r>
+      <w:r>
+        <w:t xml:space="preserve"> Next.js pre </w:t>
+      </w:r>
+      <w:proofErr w:type="spellStart"/>
+      <w:r>
+        <w:t>frontend</w:t>
+      </w:r>
+      <w:proofErr w:type="spellEnd"/>
+      <w:r>
+        <w:t xml:space="preserve">, </w:t>
+      </w:r>
+      <w:proofErr w:type="spellStart"/>
+      <w:r>
+        <w:t>MongoDB</w:t>
+      </w:r>
+      <w:proofErr w:type="spellEnd"/>
+      <w:r>
+        <w:t xml:space="preserve"> pre databázu a</w:t>
       </w:r>
       <w:r>
         <w:t> </w:t>
@@ -3794,7 +4580,15 @@
         <w:t> </w:t>
       </w:r>
       <w:r>
-        <w:t xml:space="preserve"> sú hostované na webovom serveri. Na rozdiel od tradičných desktopových aplikácií nevyžadujú inštaláciu na klientskom zariadení, čo umožňuje používateľom prístup k</w:t>
+        <w:t xml:space="preserve"> sú </w:t>
+      </w:r>
+      <w:proofErr w:type="spellStart"/>
+      <w:r>
+        <w:t>hostované</w:t>
+      </w:r>
+      <w:proofErr w:type="spellEnd"/>
+      <w:r>
+        <w:t xml:space="preserve"> na webovom serveri. Na rozdiel od tradičných desktopových aplikácií nevyžadujú inštaláciu na klientskom zariadení, čo umožňuje používateľom prístup k</w:t>
       </w:r>
       <w:r>
         <w:t> </w:t>
@@ -3861,7 +4655,15 @@
         <w:t> </w:t>
       </w:r>
       <w:r>
-        <w:t xml:space="preserve"> databázami alebo real-time interakcia s</w:t>
+        <w:t xml:space="preserve"> databázami alebo </w:t>
+      </w:r>
+      <w:proofErr w:type="spellStart"/>
+      <w:r>
+        <w:t>real-time</w:t>
+      </w:r>
+      <w:proofErr w:type="spellEnd"/>
+      <w:r>
+        <w:t xml:space="preserve"> interakcia s</w:t>
       </w:r>
       <w:r>
         <w:t> </w:t>
@@ -3885,13 +4687,69 @@
         <w:t> </w:t>
       </w:r>
       <w:r>
-        <w:t xml:space="preserve"> súčasnosti existujú rôzne typy webových aplikácií, medzi ktoré patria Single Page Applications (SPA), Multi Page Applications (MPA) a</w:t>
-      </w:r>
-      <w:r>
-        <w:t> </w:t>
-      </w:r>
-      <w:r>
-        <w:t xml:space="preserve"> Progressive Web Applications (PWA). Každý z</w:t>
+        <w:t xml:space="preserve"> súčasnosti existujú rôzne typy webových aplikácií, medzi ktoré patria Single </w:t>
+      </w:r>
+      <w:proofErr w:type="spellStart"/>
+      <w:r>
+        <w:t>Page</w:t>
+      </w:r>
+      <w:proofErr w:type="spellEnd"/>
+      <w:r>
+        <w:t xml:space="preserve"> </w:t>
+      </w:r>
+      <w:proofErr w:type="spellStart"/>
+      <w:r>
+        <w:t>Applications</w:t>
+      </w:r>
+      <w:proofErr w:type="spellEnd"/>
+      <w:r>
+        <w:t xml:space="preserve"> (SPA), </w:t>
+      </w:r>
+      <w:proofErr w:type="spellStart"/>
+      <w:r>
+        <w:t>Multi</w:t>
+      </w:r>
+      <w:proofErr w:type="spellEnd"/>
+      <w:r>
+        <w:t xml:space="preserve"> </w:t>
+      </w:r>
+      <w:proofErr w:type="spellStart"/>
+      <w:r>
+        <w:t>Page</w:t>
+      </w:r>
+      <w:proofErr w:type="spellEnd"/>
+      <w:r>
+        <w:t xml:space="preserve"> </w:t>
+      </w:r>
+      <w:proofErr w:type="spellStart"/>
+      <w:r>
+        <w:t>Applications</w:t>
+      </w:r>
+      <w:proofErr w:type="spellEnd"/>
+      <w:r>
+        <w:t xml:space="preserve"> (MPA) a</w:t>
+      </w:r>
+      <w:r>
+        <w:t> </w:t>
+      </w:r>
+      <w:r>
+        <w:t xml:space="preserve"> </w:t>
+      </w:r>
+      <w:proofErr w:type="spellStart"/>
+      <w:r>
+        <w:t>Progressive</w:t>
+      </w:r>
+      <w:proofErr w:type="spellEnd"/>
+      <w:r>
+        <w:t xml:space="preserve"> Web </w:t>
+      </w:r>
+      <w:proofErr w:type="spellStart"/>
+      <w:r>
+        <w:t>Applications</w:t>
+      </w:r>
+      <w:proofErr w:type="spellEnd"/>
+      <w:r>
+        <w:t xml:space="preserve"> (PWA). Každý z</w:t>
       </w:r>
       <w:r>
         <w:t> </w:t>
@@ -3936,14 +4794,35 @@
       <w:pPr>
         <w:pStyle w:val="text"/>
       </w:pPr>
-      <w:r>
-        <w:t>Frontend, označovaný aj ako klientská strana aplikácie, je zodpovedný za vizuálnu prezentáciu a</w:t>
-      </w:r>
-      <w:r>
-        <w:t> </w:t>
-      </w:r>
-      <w:r>
-        <w:t xml:space="preserve"> používateľskú interakciu. Základnými technológiami pre frontend vývoj sú HTML, CSS a</w:t>
+      <w:proofErr w:type="spellStart"/>
+      <w:r>
+        <w:t>Frontend</w:t>
+      </w:r>
+      <w:proofErr w:type="spellEnd"/>
+      <w:r>
+        <w:t xml:space="preserve">, označovaný aj ako </w:t>
+      </w:r>
+      <w:proofErr w:type="spellStart"/>
+      <w:r>
+        <w:t>klientská</w:t>
+      </w:r>
+      <w:proofErr w:type="spellEnd"/>
+      <w:r>
+        <w:t xml:space="preserve"> strana aplikácie, je zodpovedný za vizuálnu prezentáciu a</w:t>
+      </w:r>
+      <w:r>
+        <w:t> </w:t>
+      </w:r>
+      <w:r>
+        <w:t xml:space="preserve"> používateľskú interakciu. Základnými technológiami pre </w:t>
+      </w:r>
+      <w:proofErr w:type="spellStart"/>
+      <w:r>
+        <w:t>frontend</w:t>
+      </w:r>
+      <w:proofErr w:type="spellEnd"/>
+      <w:r>
+        <w:t xml:space="preserve"> vývoj sú HTML, CSS a</w:t>
       </w:r>
       <w:r>
         <w:t> </w:t>
@@ -3955,7 +4834,31 @@
         <w:t xml:space="preserve"> </w:t>
       </w:r>
       <w:r>
-        <w:t>HTML (HyperText Markup Language) slúži na vytvorenie štruktúry a</w:t>
+        <w:t>HTML (</w:t>
+      </w:r>
+      <w:proofErr w:type="spellStart"/>
+      <w:r>
+        <w:t>HyperText</w:t>
+      </w:r>
+      <w:proofErr w:type="spellEnd"/>
+      <w:r>
+        <w:t xml:space="preserve"> </w:t>
+      </w:r>
+      <w:proofErr w:type="spellStart"/>
+      <w:r>
+        <w:t>Markup</w:t>
+      </w:r>
+      <w:proofErr w:type="spellEnd"/>
+      <w:r>
+        <w:t xml:space="preserve"> </w:t>
+      </w:r>
+      <w:proofErr w:type="spellStart"/>
+      <w:r>
+        <w:t>Language</w:t>
+      </w:r>
+      <w:proofErr w:type="spellEnd"/>
+      <w:r>
+        <w:t>) slúži na vytvorenie štruktúry a</w:t>
       </w:r>
       <w:r>
         <w:t> </w:t>
@@ -3991,7 +4894,31 @@
         <w:t xml:space="preserve"> </w:t>
       </w:r>
       <w:r>
-        <w:t>CSS (Cascading Style Sheets) je zodpovedný za vizuálny vzhľad a</w:t>
+        <w:t>CSS (</w:t>
+      </w:r>
+      <w:proofErr w:type="spellStart"/>
+      <w:r>
+        <w:t>Cascading</w:t>
+      </w:r>
+      <w:proofErr w:type="spellEnd"/>
+      <w:r>
+        <w:t xml:space="preserve"> </w:t>
+      </w:r>
+      <w:proofErr w:type="spellStart"/>
+      <w:r>
+        <w:t>Style</w:t>
+      </w:r>
+      <w:proofErr w:type="spellEnd"/>
+      <w:r>
+        <w:t xml:space="preserve"> </w:t>
+      </w:r>
+      <w:proofErr w:type="spellStart"/>
+      <w:r>
+        <w:t>Sheets</w:t>
+      </w:r>
+      <w:proofErr w:type="spellEnd"/>
+      <w:r>
+        <w:t>) je zodpovedný za vizuálny vzhľad a</w:t>
       </w:r>
       <w:r>
         <w:t> </w:t>
@@ -4003,13 +4930,53 @@
         <w:t> </w:t>
       </w:r>
       <w:r>
-        <w:t xml:space="preserve"> responzívny dizajn, ktorý sa prispôsobuje rôznym veľkostiam obrazoviek. Moderné CSS frameworky, ako je Tailwind CSS, poskytujú utility-first prístup k</w:t>
-      </w:r>
-      <w:r>
-        <w:t> </w:t>
-      </w:r>
-      <w:r>
-        <w:t xml:space="preserve"> štýlovaniu, čo výrazne urýchľuje vývojový proces </w:t>
+        <w:t xml:space="preserve"> </w:t>
+      </w:r>
+      <w:proofErr w:type="spellStart"/>
+      <w:r>
+        <w:t>responzívny</w:t>
+      </w:r>
+      <w:proofErr w:type="spellEnd"/>
+      <w:r>
+        <w:t xml:space="preserve"> dizajn, ktorý sa prispôsobuje rôznym veľkostiam obrazoviek. Moderné CSS </w:t>
+      </w:r>
+      <w:proofErr w:type="spellStart"/>
+      <w:r>
+        <w:t>frameworky</w:t>
+      </w:r>
+      <w:proofErr w:type="spellEnd"/>
+      <w:r>
+        <w:t xml:space="preserve">, ako je </w:t>
+      </w:r>
+      <w:proofErr w:type="spellStart"/>
+      <w:r>
+        <w:t>Tailwind</w:t>
+      </w:r>
+      <w:proofErr w:type="spellEnd"/>
+      <w:r>
+        <w:t xml:space="preserve"> CSS, poskytujú utility-</w:t>
+      </w:r>
+      <w:proofErr w:type="spellStart"/>
+      <w:r>
+        <w:t>first</w:t>
+      </w:r>
+      <w:proofErr w:type="spellEnd"/>
+      <w:r>
+        <w:t xml:space="preserve"> prístup k</w:t>
+      </w:r>
+      <w:r>
+        <w:t> </w:t>
+      </w:r>
+      <w:r>
+        <w:t xml:space="preserve"> </w:t>
+      </w:r>
+      <w:proofErr w:type="spellStart"/>
+      <w:r>
+        <w:t>štýlovaniu</w:t>
+      </w:r>
+      <w:proofErr w:type="spellEnd"/>
+      <w:r>
+        <w:t xml:space="preserve">, čo výrazne urýchľuje vývojový proces </w:t>
       </w:r>
       <w:r>
         <w:t>[41]</w:t>
@@ -4033,7 +5000,23 @@
         <w:t> </w:t>
       </w:r>
       <w:r>
-        <w:t xml:space="preserve"> DOM (Document Object Model), asynchrónne operácie, komunikáciu so serverom prostredníctvom API a</w:t>
+        <w:t xml:space="preserve"> DOM (</w:t>
+      </w:r>
+      <w:proofErr w:type="spellStart"/>
+      <w:r>
+        <w:t>Document</w:t>
+      </w:r>
+      <w:proofErr w:type="spellEnd"/>
+      <w:r>
+        <w:t xml:space="preserve"> </w:t>
+      </w:r>
+      <w:proofErr w:type="spellStart"/>
+      <w:r>
+        <w:t>Object</w:t>
+      </w:r>
+      <w:proofErr w:type="spellEnd"/>
+      <w:r>
+        <w:t xml:space="preserve"> Model), asynchrónne operácie, komunikáciu so serverom prostredníctvom API a</w:t>
       </w:r>
       <w:r>
         <w:t> </w:t>
@@ -4051,13 +5034,53 @@
         <w:t xml:space="preserve"> </w:t>
       </w:r>
       <w:r>
-        <w:t>Moderné JavaScriptové frameworky a</w:t>
-      </w:r>
-      <w:r>
-        <w:t> </w:t>
-      </w:r>
-      <w:r>
-        <w:t xml:space="preserve"> knižnice výrazne zjednodušujú vývoj frontendu. React, vyvinutý spoločnosťou Meta, je jednou </w:t>
+        <w:t xml:space="preserve">Moderné </w:t>
+      </w:r>
+      <w:proofErr w:type="spellStart"/>
+      <w:r>
+        <w:t>JavaScriptové</w:t>
+      </w:r>
+      <w:proofErr w:type="spellEnd"/>
+      <w:r>
+        <w:t xml:space="preserve"> </w:t>
+      </w:r>
+      <w:proofErr w:type="spellStart"/>
+      <w:r>
+        <w:t>frameworky</w:t>
+      </w:r>
+      <w:proofErr w:type="spellEnd"/>
+      <w:r>
+        <w:t xml:space="preserve"> a</w:t>
+      </w:r>
+      <w:r>
+        <w:t> </w:t>
+      </w:r>
+      <w:r>
+        <w:t xml:space="preserve"> knižnice výrazne zjednodušujú vývoj </w:t>
+      </w:r>
+      <w:proofErr w:type="spellStart"/>
+      <w:r>
+        <w:t>frontendu</w:t>
+      </w:r>
+      <w:proofErr w:type="spellEnd"/>
+      <w:r>
+        <w:t xml:space="preserve">. </w:t>
+      </w:r>
+      <w:proofErr w:type="spellStart"/>
+      <w:r>
+        <w:t>React</w:t>
+      </w:r>
+      <w:proofErr w:type="spellEnd"/>
+      <w:r>
+        <w:t xml:space="preserve">, vyvinutý spoločnosťou </w:t>
+      </w:r>
+      <w:proofErr w:type="spellStart"/>
+      <w:r>
+        <w:t>Meta</w:t>
+      </w:r>
+      <w:proofErr w:type="spellEnd"/>
+      <w:r>
+        <w:t xml:space="preserve">, je jednou </w:t>
       </w:r>
       <w:r>
         <w:lastRenderedPageBreak/>
@@ -4067,7 +5090,23 @@
         <w:t> </w:t>
       </w:r>
       <w:r>
-        <w:t xml:space="preserve"> najpopulárnejších knižníc pre vytváranie používateľských rozhraní. React umožňuje vývojárom vytvárať znovupoužiteľné komponenty a</w:t>
+        <w:t xml:space="preserve"> najpopulárnejších knižníc pre vytváranie používateľských rozhraní. </w:t>
+      </w:r>
+      <w:proofErr w:type="spellStart"/>
+      <w:r>
+        <w:t>React</w:t>
+      </w:r>
+      <w:proofErr w:type="spellEnd"/>
+      <w:r>
+        <w:t xml:space="preserve"> umožňuje vývojárom vytvárať </w:t>
+      </w:r>
+      <w:proofErr w:type="spellStart"/>
+      <w:r>
+        <w:t>znovupoužiteľné</w:t>
+      </w:r>
+      <w:proofErr w:type="spellEnd"/>
+      <w:r>
+        <w:t xml:space="preserve"> komponenty a</w:t>
       </w:r>
       <w:r>
         <w:t> </w:t>
@@ -4079,7 +5118,15 @@
         <w:t>[36]</w:t>
       </w:r>
       <w:r>
-        <w:t>. Komponentový prístup Reactu umožňuje lepšiu organizáciu kódu a</w:t>
+        <w:t xml:space="preserve">. Komponentový prístup </w:t>
+      </w:r>
+      <w:proofErr w:type="spellStart"/>
+      <w:r>
+        <w:t>Reactu</w:t>
+      </w:r>
+      <w:proofErr w:type="spellEnd"/>
+      <w:r>
+        <w:t xml:space="preserve"> umožňuje lepšiu organizáciu kódu a</w:t>
       </w:r>
       <w:r>
         <w:t> </w:t>
@@ -4091,7 +5138,55 @@
         <w:t xml:space="preserve"> </w:t>
       </w:r>
       <w:r>
-        <w:t>Next.js je React framework, ktorý poskytuje ďalšie funkcie, ako je server-side rendering, statická generácia stránok, automatické code splitting a</w:t>
+        <w:t xml:space="preserve">Next.js je </w:t>
+      </w:r>
+      <w:proofErr w:type="spellStart"/>
+      <w:r>
+        <w:t>React</w:t>
+      </w:r>
+      <w:proofErr w:type="spellEnd"/>
+      <w:r>
+        <w:t xml:space="preserve"> </w:t>
+      </w:r>
+      <w:proofErr w:type="spellStart"/>
+      <w:r>
+        <w:t>framework</w:t>
+      </w:r>
+      <w:proofErr w:type="spellEnd"/>
+      <w:r>
+        <w:t>, ktorý poskytuje ďalšie funkcie, ako je server-</w:t>
+      </w:r>
+      <w:proofErr w:type="spellStart"/>
+      <w:r>
+        <w:t>side</w:t>
+      </w:r>
+      <w:proofErr w:type="spellEnd"/>
+      <w:r>
+        <w:t xml:space="preserve"> </w:t>
+      </w:r>
+      <w:proofErr w:type="spellStart"/>
+      <w:r>
+        <w:t>rendering</w:t>
+      </w:r>
+      <w:proofErr w:type="spellEnd"/>
+      <w:r>
+        <w:t xml:space="preserve">, statická generácia stránok, automatické </w:t>
+      </w:r>
+      <w:proofErr w:type="spellStart"/>
+      <w:r>
+        <w:t>code</w:t>
+      </w:r>
+      <w:proofErr w:type="spellEnd"/>
+      <w:r>
+        <w:t xml:space="preserve"> </w:t>
+      </w:r>
+      <w:proofErr w:type="spellStart"/>
+      <w:r>
+        <w:t>splitting</w:t>
+      </w:r>
+      <w:proofErr w:type="spellEnd"/>
+      <w:r>
+        <w:t xml:space="preserve"> a</w:t>
       </w:r>
       <w:r>
         <w:t> </w:t>
@@ -4114,8 +5209,21 @@
       <w:r>
         <w:t xml:space="preserve"> </w:t>
       </w:r>
-      <w:r>
-        <w:t>TypeScript, ktorý je nadstavbou JavaScriptu, pridáva statické typovanie, čo pomáha odhaliť chyby počas vývoja a</w:t>
+      <w:proofErr w:type="spellStart"/>
+      <w:r>
+        <w:t>TypeScript</w:t>
+      </w:r>
+      <w:proofErr w:type="spellEnd"/>
+      <w:r>
+        <w:t xml:space="preserve">, ktorý je nadstavbou </w:t>
+      </w:r>
+      <w:proofErr w:type="spellStart"/>
+      <w:r>
+        <w:t>JavaScriptu</w:t>
+      </w:r>
+      <w:proofErr w:type="spellEnd"/>
+      <w:r>
+        <w:t>, pridáva statické typovanie, čo pomáha odhaliť chyby počas vývoja a</w:t>
       </w:r>
       <w:r>
         <w:t> </w:t>
@@ -4127,7 +5235,15 @@
         <w:t> </w:t>
       </w:r>
       <w:r>
-        <w:t xml:space="preserve"> údržbu kódu. TypeScript je obzvlášť užitočný pri vývoji veľkých aplikácií, kde je dôležitá typová bezpečnosť </w:t>
+        <w:t xml:space="preserve"> údržbu kódu. </w:t>
+      </w:r>
+      <w:proofErr w:type="spellStart"/>
+      <w:r>
+        <w:t>TypeScript</w:t>
+      </w:r>
+      <w:proofErr w:type="spellEnd"/>
+      <w:r>
+        <w:t xml:space="preserve"> je obzvlášť užitočný pri vývoji veľkých aplikácií, kde je dôležitá typová bezpečnosť </w:t>
       </w:r>
       <w:r>
         <w:t>[43]</w:t>
@@ -4154,8 +5270,13 @@
       <w:pPr>
         <w:pStyle w:val="text"/>
       </w:pPr>
-      <w:r>
-        <w:t>Backend, alebo serverová strana aplikácie, je zodpovedná za spracovanie business logiky, komunikáciu s</w:t>
+      <w:proofErr w:type="spellStart"/>
+      <w:r>
+        <w:t>Backend</w:t>
+      </w:r>
+      <w:proofErr w:type="spellEnd"/>
+      <w:r>
+        <w:t>, alebo serverová strana aplikácie, je zodpovedná za spracovanie business logiky, komunikáciu s</w:t>
       </w:r>
       <w:r>
         <w:t> </w:t>
@@ -4167,13 +5288,53 @@
         <w:t> </w:t>
       </w:r>
       <w:r>
-        <w:t xml:space="preserve"> poskytovanie API endpointov pre frontend.</w:t>
+        <w:t xml:space="preserve"> poskytovanie API </w:t>
+      </w:r>
+      <w:proofErr w:type="spellStart"/>
+      <w:r>
+        <w:t>endpointov</w:t>
+      </w:r>
+      <w:proofErr w:type="spellEnd"/>
+      <w:r>
+        <w:t xml:space="preserve"> pre </w:t>
+      </w:r>
+      <w:proofErr w:type="spellStart"/>
+      <w:r>
+        <w:t>frontend</w:t>
+      </w:r>
+      <w:proofErr w:type="spellEnd"/>
+      <w:r>
+        <w:t>.</w:t>
       </w:r>
       <w:r>
         <w:t xml:space="preserve"> </w:t>
       </w:r>
       <w:r>
-        <w:t>Node.js je runtime prostredie, ktoré umožňuje spúšťať JavaScript na strane servera. Táto vlastnosť umožňuje vývojárom používať rovnaký programovací jazyk pre frontend aj backend, čo zjednodušuje vývojový proces a</w:t>
+        <w:t xml:space="preserve">Node.js je </w:t>
+      </w:r>
+      <w:proofErr w:type="spellStart"/>
+      <w:r>
+        <w:t>runtime</w:t>
+      </w:r>
+      <w:proofErr w:type="spellEnd"/>
+      <w:r>
+        <w:t xml:space="preserve"> prostredie, ktoré umožňuje spúšťať JavaScript na strane servera. Táto vlastnosť umožňuje vývojárom používať rovnaký programovací jazyk pre </w:t>
+      </w:r>
+      <w:proofErr w:type="spellStart"/>
+      <w:r>
+        <w:t>frontend</w:t>
+      </w:r>
+      <w:proofErr w:type="spellEnd"/>
+      <w:r>
+        <w:t xml:space="preserve"> aj </w:t>
+      </w:r>
+      <w:proofErr w:type="spellStart"/>
+      <w:r>
+        <w:t>backend</w:t>
+      </w:r>
+      <w:proofErr w:type="spellEnd"/>
+      <w:r>
+        <w:t>, čo zjednodušuje vývojový proces a</w:t>
       </w:r>
       <w:r>
         <w:t> </w:t>
@@ -4196,8 +5357,21 @@
       <w:r>
         <w:t xml:space="preserve"> </w:t>
       </w:r>
-      <w:r>
-        <w:t>RESTful API (Representational State Transfer) je architektonický štýl pre navrhovanie webových služieb. REST API používa štandardné HTTP metódy (GET, POST, PUT, DELETE) na komunikáciu medzi klientom a</w:t>
+      <w:proofErr w:type="spellStart"/>
+      <w:r>
+        <w:t>RESTful</w:t>
+      </w:r>
+      <w:proofErr w:type="spellEnd"/>
+      <w:r>
+        <w:t xml:space="preserve"> API (</w:t>
+      </w:r>
+      <w:proofErr w:type="spellStart"/>
+      <w:r>
+        <w:t>Representational</w:t>
+      </w:r>
+      <w:proofErr w:type="spellEnd"/>
+      <w:r>
+        <w:t xml:space="preserve"> State Transfer) je architektonický štýl pre navrhovanie webových služieb. REST API používa štandardné HTTP metódy (GET, POST, PUT, DELETE) na komunikáciu medzi klientom a</w:t>
       </w:r>
       <w:r>
         <w:t> </w:t>
@@ -4227,7 +5401,23 @@
         <w:t> </w:t>
       </w:r>
       <w:r>
-        <w:t xml:space="preserve"> autorizácia sú kritické aspekty bezpečnosti webových aplikácií. JWT (JSON Web Tokens) je populárna metóda pre bezpečnú výmenu informácií medzi stranami. JWT tokeny umožňujú bezstavovú autentifikáciu, čo je výhodné pre škálovateľné aplikácie </w:t>
+        <w:t xml:space="preserve"> autorizácia sú kritické aspekty bezpečnosti webových aplikácií. JWT (JSON Web </w:t>
+      </w:r>
+      <w:proofErr w:type="spellStart"/>
+      <w:r>
+        <w:t>Tokens</w:t>
+      </w:r>
+      <w:proofErr w:type="spellEnd"/>
+      <w:r>
+        <w:t xml:space="preserve">) je populárna metóda pre bezpečnú výmenu informácií medzi stranami. JWT tokeny umožňujú </w:t>
+      </w:r>
+      <w:proofErr w:type="spellStart"/>
+      <w:r>
+        <w:t>bezstavovú</w:t>
+      </w:r>
+      <w:proofErr w:type="spellEnd"/>
+      <w:r>
+        <w:t xml:space="preserve"> autentifikáciu, čo je výhodné pre škálovateľné aplikácie </w:t>
       </w:r>
       <w:r>
         <w:t>[35]</w:t>
@@ -4270,13 +5460,42 @@
         <w:t> </w:t>
       </w:r>
       <w:r>
-        <w:t xml:space="preserve"> nereľačné (NoSQL).</w:t>
-      </w:r>
-      <w:r>
         <w:t xml:space="preserve"> </w:t>
       </w:r>
-      <w:r>
-        <w:t>MongoDB je dokumentovo orientovaná NoSQL databáza, ktorá ukladá dáta vo formáte podobnom JSON. Táto databáza je obzvlášť vhodná pre aplikácie s</w:t>
+      <w:proofErr w:type="spellStart"/>
+      <w:r>
+        <w:t>nereľačné</w:t>
+      </w:r>
+      <w:proofErr w:type="spellEnd"/>
+      <w:r>
+        <w:t xml:space="preserve"> (</w:t>
+      </w:r>
+      <w:proofErr w:type="spellStart"/>
+      <w:r>
+        <w:t>NoSQL</w:t>
+      </w:r>
+      <w:proofErr w:type="spellEnd"/>
+      <w:r>
+        <w:t>).</w:t>
+      </w:r>
+      <w:r>
+        <w:t xml:space="preserve"> </w:t>
+      </w:r>
+      <w:proofErr w:type="spellStart"/>
+      <w:r>
+        <w:t>MongoDB</w:t>
+      </w:r>
+      <w:proofErr w:type="spellEnd"/>
+      <w:r>
+        <w:t xml:space="preserve"> je dokumentovo orientovaná </w:t>
+      </w:r>
+      <w:proofErr w:type="spellStart"/>
+      <w:r>
+        <w:t>NoSQL</w:t>
+      </w:r>
+      <w:proofErr w:type="spellEnd"/>
+      <w:r>
+        <w:t xml:space="preserve"> databáza, ktorá ukladá dáta vo formáte podobnom JSON. Táto databáza je obzvlášť vhodná pre aplikácie s</w:t>
       </w:r>
       <w:r>
         <w:t> </w:t>
@@ -4288,7 +5507,23 @@
         <w:t> </w:t>
       </w:r>
       <w:r>
-        <w:t xml:space="preserve"> horizontálnym škálovaním. MongoDB poskytuje výkonné dotazovacie možnosti a</w:t>
+        <w:t xml:space="preserve"> horizontálnym škálovaním. </w:t>
+      </w:r>
+      <w:proofErr w:type="spellStart"/>
+      <w:r>
+        <w:t>MongoDB</w:t>
+      </w:r>
+      <w:proofErr w:type="spellEnd"/>
+      <w:r>
+        <w:t xml:space="preserve"> poskytuje výkonné </w:t>
+      </w:r>
+      <w:proofErr w:type="spellStart"/>
+      <w:r>
+        <w:t>dotazovacie</w:t>
+      </w:r>
+      <w:proofErr w:type="spellEnd"/>
+      <w:r>
+        <w:t xml:space="preserve"> možnosti a</w:t>
       </w:r>
       <w:r>
         <w:t> </w:t>
@@ -4306,13 +5541,53 @@
         <w:t xml:space="preserve"> </w:t>
       </w:r>
       <w:r>
-        <w:t>Relačné databázy, ako MySQL alebo PostgreSQL, používajú tabuľkovú štruktúru a</w:t>
-      </w:r>
-      <w:r>
-        <w:t> </w:t>
-      </w:r>
-      <w:r>
-        <w:t xml:space="preserve"> SQL (Structured Query Language) na dotazovanie. Tieto databázy sú vhodné </w:t>
+        <w:t xml:space="preserve">Relačné databázy, ako MySQL alebo </w:t>
+      </w:r>
+      <w:proofErr w:type="spellStart"/>
+      <w:r>
+        <w:t>PostgreSQL</w:t>
+      </w:r>
+      <w:proofErr w:type="spellEnd"/>
+      <w:r>
+        <w:t>, používajú tabuľkovú štruktúru a</w:t>
+      </w:r>
+      <w:r>
+        <w:t> </w:t>
+      </w:r>
+      <w:r>
+        <w:t xml:space="preserve"> SQL (</w:t>
+      </w:r>
+      <w:proofErr w:type="spellStart"/>
+      <w:r>
+        <w:t>Structured</w:t>
+      </w:r>
+      <w:proofErr w:type="spellEnd"/>
+      <w:r>
+        <w:t xml:space="preserve"> </w:t>
+      </w:r>
+      <w:proofErr w:type="spellStart"/>
+      <w:r>
+        <w:t>Query</w:t>
+      </w:r>
+      <w:proofErr w:type="spellEnd"/>
+      <w:r>
+        <w:t xml:space="preserve"> </w:t>
+      </w:r>
+      <w:proofErr w:type="spellStart"/>
+      <w:r>
+        <w:t>Language</w:t>
+      </w:r>
+      <w:proofErr w:type="spellEnd"/>
+      <w:r>
+        <w:t xml:space="preserve">) na </w:t>
+      </w:r>
+      <w:proofErr w:type="spellStart"/>
+      <w:r>
+        <w:t>dotazovanie</w:t>
+      </w:r>
+      <w:proofErr w:type="spellEnd"/>
+      <w:r>
+        <w:t xml:space="preserve">. Tieto databázy sú vhodné </w:t>
       </w:r>
       <w:r>
         <w:lastRenderedPageBreak/>
@@ -4422,7 +5697,15 @@
         <w:t> </w:t>
       </w:r>
       <w:r>
-        <w:t xml:space="preserve"> používateľskej skúsenosti (UX). Dôležitým aspektom je zabezpečiť, aby aplikácia bola intuitívna, responzívna a</w:t>
+        <w:t xml:space="preserve"> používateľskej skúsenosti (UX). Dôležitým aspektom je zabezpečiť, aby aplikácia bola intuitívna, </w:t>
+      </w:r>
+      <w:proofErr w:type="spellStart"/>
+      <w:r>
+        <w:t>responzívna</w:t>
+      </w:r>
+      <w:proofErr w:type="spellEnd"/>
+      <w:r>
+        <w:t xml:space="preserve"> a</w:t>
       </w:r>
       <w:r>
         <w:t> </w:t>
@@ -4458,7 +5741,15 @@
         <w:t> </w:t>
       </w:r>
       <w:r>
-        <w:t xml:space="preserve"> nástroje, ktoré boli vybrané počas plánovacej fázy. Verzovanie kódu pomocou nástrojov ako Git je nevyhnutné pre správu zmien a</w:t>
+        <w:t xml:space="preserve"> nástroje, ktoré boli vybrané počas plánovacej fázy. </w:t>
+      </w:r>
+      <w:proofErr w:type="spellStart"/>
+      <w:r>
+        <w:t>Verzovanie</w:t>
+      </w:r>
+      <w:proofErr w:type="spellEnd"/>
+      <w:r>
+        <w:t xml:space="preserve"> kódu pomocou nástrojov ako Git je nevyhnutné pre správu zmien a</w:t>
       </w:r>
       <w:r>
         <w:t> </w:t>
@@ -4530,7 +5821,47 @@
         <w:t> </w:t>
       </w:r>
       <w:r>
-        <w:t xml:space="preserve"> implementáciu aktualizácií. Moderné vývojové postupy často využívajú CI/CD (Continuous Integration/Continuous Deployment) pipeline, ktoré automatizujú proces nasadenia </w:t>
+        <w:t xml:space="preserve"> implementáciu aktualizácií. Moderné vývojové postupy často využívajú CI/CD (</w:t>
+      </w:r>
+      <w:proofErr w:type="spellStart"/>
+      <w:r>
+        <w:t>Continuous</w:t>
+      </w:r>
+      <w:proofErr w:type="spellEnd"/>
+      <w:r>
+        <w:t xml:space="preserve"> </w:t>
+      </w:r>
+      <w:proofErr w:type="spellStart"/>
+      <w:r>
+        <w:t>Integration</w:t>
+      </w:r>
+      <w:proofErr w:type="spellEnd"/>
+      <w:r>
+        <w:t>/</w:t>
+      </w:r>
+      <w:proofErr w:type="spellStart"/>
+      <w:r>
+        <w:t>Continuous</w:t>
+      </w:r>
+      <w:proofErr w:type="spellEnd"/>
+      <w:r>
+        <w:t xml:space="preserve"> </w:t>
+      </w:r>
+      <w:proofErr w:type="spellStart"/>
+      <w:r>
+        <w:t>Deployment</w:t>
+      </w:r>
+      <w:proofErr w:type="spellEnd"/>
+      <w:r>
+        <w:t xml:space="preserve">) </w:t>
+      </w:r>
+      <w:proofErr w:type="spellStart"/>
+      <w:r>
+        <w:t>pipeline</w:t>
+      </w:r>
+      <w:proofErr w:type="spellEnd"/>
+      <w:r>
+        <w:t xml:space="preserve">, ktoré automatizujú proces nasadenia </w:t>
       </w:r>
       <w:r>
         <w:t>[5]</w:t>
@@ -4560,13 +5891,29 @@
         <w:pStyle w:val="text"/>
       </w:pPr>
       <w:r>
-        <w:t>Moderné vývojové metodológie, ako je Agile a</w:t>
-      </w:r>
-      <w:r>
-        <w:t> </w:t>
-      </w:r>
-      <w:r>
-        <w:t xml:space="preserve"> Scrum, kladú dôraz na iteratívny vývoj, úzku spoluprácu s</w:t>
+        <w:t xml:space="preserve">Moderné vývojové metodológie, ako je </w:t>
+      </w:r>
+      <w:proofErr w:type="spellStart"/>
+      <w:r>
+        <w:t>Agile</w:t>
+      </w:r>
+      <w:proofErr w:type="spellEnd"/>
+      <w:r>
+        <w:t xml:space="preserve"> a</w:t>
+      </w:r>
+      <w:r>
+        <w:t> </w:t>
+      </w:r>
+      <w:r>
+        <w:t xml:space="preserve"> </w:t>
+      </w:r>
+      <w:proofErr w:type="spellStart"/>
+      <w:r>
+        <w:t>Scrum</w:t>
+      </w:r>
+      <w:proofErr w:type="spellEnd"/>
+      <w:r>
+        <w:t>, kladú dôraz na iteratívny vývoj, úzku spoluprácu s</w:t>
       </w:r>
       <w:r>
         <w:t> </w:t>
@@ -4595,8 +5942,13 @@
       <w:r>
         <w:t xml:space="preserve"> </w:t>
       </w:r>
-      <w:r>
-        <w:t>Verzovanie kódu pomocou nástrojov ako Git umožňuje vývojárom sledovať zmeny v</w:t>
+      <w:proofErr w:type="spellStart"/>
+      <w:r>
+        <w:t>Verzovanie</w:t>
+      </w:r>
+      <w:proofErr w:type="spellEnd"/>
+      <w:r>
+        <w:t xml:space="preserve"> kódu pomocou nástrojov ako Git umožňuje vývojárom sledovať zmeny v</w:t>
       </w:r>
       <w:r>
         <w:t> </w:t>
@@ -4620,7 +5972,15 @@
         <w:t> </w:t>
       </w:r>
       <w:r>
-        <w:t xml:space="preserve"> predchádzajúcim verziam. Git je distribuovaný systém kontroly verzií, ktorý je široko používaný v</w:t>
+        <w:t xml:space="preserve"> predchádzajúcim </w:t>
+      </w:r>
+      <w:proofErr w:type="spellStart"/>
+      <w:r>
+        <w:t>verziam</w:t>
+      </w:r>
+      <w:proofErr w:type="spellEnd"/>
+      <w:r>
+        <w:t>. Git je distribuovaný systém kontroly verzií, ktorý je široko používaný v</w:t>
       </w:r>
       <w:r>
         <w:t> </w:t>
@@ -4637,8 +5997,21 @@
       <w:r>
         <w:t xml:space="preserve"> </w:t>
       </w:r>
-      <w:r>
-        <w:t>Code review, kde iní vývojári kontrolujú navrhnuté zmeny pred ich začlenením do hlavnej vetvy kódu, pomáha udržiavať kvalitu kódu a</w:t>
+      <w:proofErr w:type="spellStart"/>
+      <w:r>
+        <w:t>Code</w:t>
+      </w:r>
+      <w:proofErr w:type="spellEnd"/>
+      <w:r>
+        <w:t xml:space="preserve"> </w:t>
+      </w:r>
+      <w:proofErr w:type="spellStart"/>
+      <w:r>
+        <w:t>review</w:t>
+      </w:r>
+      <w:proofErr w:type="spellEnd"/>
+      <w:r>
+        <w:t>, kde iní vývojári kontrolujú navrhnuté zmeny pred ich začlenením do hlavnej vetvy kódu, pomáha udržiavať kvalitu kódu a</w:t>
       </w:r>
       <w:r>
         <w:t> </w:t>
@@ -4689,7 +6062,15 @@
         <w:t> </w:t>
       </w:r>
       <w:r>
-        <w:t xml:space="preserve"> vývojový proces, ktoré sú nevyhnutné pre úspešný vývoj moderných webových aplikácií. Tieto poznatky budú slúžiť ako základ pre ďalšie kapitoly, ktoré sa budú zaoberať konkrétnou implementáciou aplikácie DanceHub.</w:t>
+        <w:t xml:space="preserve"> vývojový proces, ktoré sú nevyhnutné pre úspešný vývoj moderných webových aplikácií. Tieto poznatky budú slúžiť ako základ pre ďalšie kapitoly, ktoré sa budú zaoberať konkrétnou implementáciou aplikácie </w:t>
+      </w:r>
+      <w:proofErr w:type="spellStart"/>
+      <w:r>
+        <w:t>DanceHub</w:t>
+      </w:r>
+      <w:proofErr w:type="spellEnd"/>
+      <w:r>
+        <w:t>.</w:t>
       </w:r>
       <w:r>
         <w:br w:type="page"/>
@@ -5009,10 +6390,10 @@
             <v:path o:extrusionok="f" gradientshapeok="t" o:connecttype="rect"/>
             <o:lock v:ext="edit" aspectratio="t"/>
           </v:shapetype>
-          <v:shape id="_x0000_i1035" type="#_x0000_t75" style="width:339.25pt;height:268.4pt" o:ole="">
+          <v:shape id="_x0000_i1025" type="#_x0000_t75" style="width:339.25pt;height:268.4pt" o:ole="">
             <v:imagedata r:id="rId11" o:title=""/>
           </v:shape>
-          <o:OLEObject Type="Embed" ProgID="Excel.Sheet.12" ShapeID="_x0000_i1035" DrawAspect="Content" ObjectID="_1833193147" r:id="rId12"/>
+          <o:OLEObject Type="Embed" ProgID="Excel.Sheet.12" ShapeID="_x0000_i1025" DrawAspect="Content" ObjectID="_1834032451" r:id="rId12"/>
         </w:object>
       </w:r>
     </w:p>
@@ -5427,8 +6808,13 @@
         </w:rPr>
         <w:t> analýzy existujúcich riešení boli najskôr pripravené </w:t>
       </w:r>
-      <w:r>
-        <w:t>wireframy hlavných obrazoviek</w:t>
+      <w:proofErr w:type="spellStart"/>
+      <w:r>
+        <w:t>wireframy</w:t>
+      </w:r>
+      <w:proofErr w:type="spellEnd"/>
+      <w:r>
+        <w:t> hlavných obrazoviek</w:t>
       </w:r>
       <w:r>
         <w:rPr>
@@ -5672,9 +7058,17 @@
               <w:rPr>
                 <w:rFonts w:ascii="Times New Roman" w:hAnsi="Times New Roman" w:cs="Times New Roman"/>
               </w:rPr>
-              <w:t>, Ukážka dashboardu</w:t>
+              <w:t xml:space="preserve">, Ukážka </w:t>
+            </w:r>
+            <w:proofErr w:type="spellStart"/>
+            <w:r>
+              <w:rPr>
+                <w:rFonts w:ascii="Times New Roman" w:hAnsi="Times New Roman" w:cs="Times New Roman"/>
+              </w:rPr>
+              <w:t>dashboardu</w:t>
             </w:r>
             <w:bookmarkEnd w:id="17"/>
+            <w:proofErr w:type="spellEnd"/>
           </w:p>
         </w:tc>
       </w:tr>
@@ -7552,13 +8946,7 @@
         <w:rPr>
           <w:noProof/>
         </w:rPr>
-        <w:t>[44] W3SCHOOLS. W3Schools Online Web Tutorials [online]. [cit. 2026-01-07]. Dostupné na: https://www.w3schools.co</w:t>
-      </w:r>
-      <w:r>
-        <w:rPr>
-          <w:noProof/>
-        </w:rPr>
-        <w:t>m</w:t>
+        <w:t>[44] W3SCHOOLS. W3Schools Online Web Tutorials [online]. [cit. 2026-01-07]. Dostupné na: https://www.w3schools.com</w:t>
       </w:r>
     </w:p>
     <w:p>
@@ -9774,23 +11162,10 @@
 </file>
 
 <file path=customXml/item1.xml><?xml version="1.0" encoding="utf-8"?>
-<p:properties xmlns:p="http://schemas.microsoft.com/office/2006/metadata/properties" xmlns:xsi="http://www.w3.org/2001/XMLSchema-instance" xmlns:pc="http://schemas.microsoft.com/office/infopath/2007/PartnerControls">
-  <documentManagement>
-    <_activity xmlns="a94799e5-846a-4ad9-b31d-5ba5d0428847" xsi:nil="true"/>
-  </documentManagement>
-</p:properties>
+<b:Sources xmlns:b="http://schemas.openxmlformats.org/officeDocument/2006/bibliography" xmlns="http://schemas.openxmlformats.org/officeDocument/2006/bibliography" SelectedStyle="\APASixthEditionOfficeOnline.xsl" StyleName="APA" Version="6"/>
 </file>
 
 <file path=customXml/item2.xml><?xml version="1.0" encoding="utf-8"?>
-<?mso-contentType ?>
-<FormTemplates xmlns="http://schemas.microsoft.com/sharepoint/v3/contenttype/forms">
-  <Display>DocumentLibraryForm</Display>
-  <Edit>DocumentLibraryForm</Edit>
-  <New>DocumentLibraryForm</New>
-</FormTemplates>
-</file>
-
-<file path=customXml/item3.xml><?xml version="1.0" encoding="utf-8"?>
 <ct:contentTypeSchema xmlns:ct="http://schemas.microsoft.com/office/2006/metadata/contentType" xmlns:ma="http://schemas.microsoft.com/office/2006/metadata/properties/metaAttributes" ct:_="" ma:_="" ma:contentTypeName="Dokument" ma:contentTypeID="0x010100FF914F332154174D803A7B644D03395C" ma:contentTypeVersion="16" ma:contentTypeDescription="Umožňuje vytvoriť nový dokument." ma:contentTypeScope="" ma:versionID="fd77751d24e8168fda22eab337079d00">
   <xsd:schema xmlns:xsd="http://www.w3.org/2001/XMLSchema" xmlns:xs="http://www.w3.org/2001/XMLSchema" xmlns:p="http://schemas.microsoft.com/office/2006/metadata/properties" xmlns:ns3="a94799e5-846a-4ad9-b31d-5ba5d0428847" xmlns:ns4="b0f22963-9bb8-4dce-be88-550968040c8c" targetNamespace="http://schemas.microsoft.com/office/2006/metadata/properties" ma:root="true" ma:fieldsID="b71646f853d82629af3ee6a4474bd060" ns3:_="" ns4:_="">
     <xsd:import namespace="a94799e5-846a-4ad9-b31d-5ba5d0428847"/>
@@ -10029,29 +11404,32 @@
 </ct:contentTypeSchema>
 </file>
 
+<file path=customXml/item3.xml><?xml version="1.0" encoding="utf-8"?>
+<?mso-contentType ?>
+<FormTemplates xmlns="http://schemas.microsoft.com/sharepoint/v3/contenttype/forms">
+  <Display>DocumentLibraryForm</Display>
+  <Edit>DocumentLibraryForm</Edit>
+  <New>DocumentLibraryForm</New>
+</FormTemplates>
+</file>
+
 <file path=customXml/item4.xml><?xml version="1.0" encoding="utf-8"?>
-<b:Sources xmlns:b="http://schemas.openxmlformats.org/officeDocument/2006/bibliography" xmlns="http://schemas.openxmlformats.org/officeDocument/2006/bibliography" SelectedStyle="\APASixthEditionOfficeOnline.xsl" StyleName="APA" Version="6"/>
+<p:properties xmlns:p="http://schemas.microsoft.com/office/2006/metadata/properties" xmlns:xsi="http://www.w3.org/2001/XMLSchema-instance" xmlns:pc="http://schemas.microsoft.com/office/infopath/2007/PartnerControls">
+  <documentManagement>
+    <_activity xmlns="a94799e5-846a-4ad9-b31d-5ba5d0428847" xsi:nil="true"/>
+  </documentManagement>
+</p:properties>
 </file>
 
 <file path=customXml/itemProps1.xml><?xml version="1.0" encoding="utf-8"?>
-<ds:datastoreItem xmlns:ds="http://schemas.openxmlformats.org/officeDocument/2006/customXml" ds:itemID="{8A7D4A20-64F2-4259-949F-7A93E612CEDE}">
+<ds:datastoreItem xmlns:ds="http://schemas.openxmlformats.org/officeDocument/2006/customXml" ds:itemID="{33B51BA0-60DC-4A69-874E-22CBA927F23E}">
   <ds:schemaRefs>
-    <ds:schemaRef ds:uri="http://schemas.microsoft.com/office/2006/metadata/properties"/>
-    <ds:schemaRef ds:uri="http://schemas.microsoft.com/office/infopath/2007/PartnerControls"/>
-    <ds:schemaRef ds:uri="a94799e5-846a-4ad9-b31d-5ba5d0428847"/>
+    <ds:schemaRef ds:uri="http://schemas.openxmlformats.org/officeDocument/2006/bibliography"/>
   </ds:schemaRefs>
 </ds:datastoreItem>
 </file>
 
 <file path=customXml/itemProps2.xml><?xml version="1.0" encoding="utf-8"?>
-<ds:datastoreItem xmlns:ds="http://schemas.openxmlformats.org/officeDocument/2006/customXml" ds:itemID="{1F4F2074-9665-40AE-AC4D-38B5428FDE6E}">
-  <ds:schemaRefs>
-    <ds:schemaRef ds:uri="http://schemas.microsoft.com/sharepoint/v3/contenttype/forms"/>
-  </ds:schemaRefs>
-</ds:datastoreItem>
-</file>
-
-<file path=customXml/itemProps3.xml><?xml version="1.0" encoding="utf-8"?>
 <ds:datastoreItem xmlns:ds="http://schemas.openxmlformats.org/officeDocument/2006/customXml" ds:itemID="{C3329A49-AD3D-4BA1-96E5-F249191C1F65}">
   <ds:schemaRefs>
     <ds:schemaRef ds:uri="http://schemas.microsoft.com/office/2006/metadata/contentType"/>
@@ -10070,10 +11448,20 @@
 </ds:datastoreItem>
 </file>
 
+<file path=customXml/itemProps3.xml><?xml version="1.0" encoding="utf-8"?>
+<ds:datastoreItem xmlns:ds="http://schemas.openxmlformats.org/officeDocument/2006/customXml" ds:itemID="{1F4F2074-9665-40AE-AC4D-38B5428FDE6E}">
+  <ds:schemaRefs>
+    <ds:schemaRef ds:uri="http://schemas.microsoft.com/sharepoint/v3/contenttype/forms"/>
+  </ds:schemaRefs>
+</ds:datastoreItem>
+</file>
+
 <file path=customXml/itemProps4.xml><?xml version="1.0" encoding="utf-8"?>
-<ds:datastoreItem xmlns:ds="http://schemas.openxmlformats.org/officeDocument/2006/customXml" ds:itemID="{33B51BA0-60DC-4A69-874E-22CBA927F23E}">
+<ds:datastoreItem xmlns:ds="http://schemas.openxmlformats.org/officeDocument/2006/customXml" ds:itemID="{8A7D4A20-64F2-4259-949F-7A93E612CEDE}">
   <ds:schemaRefs>
-    <ds:schemaRef ds:uri="http://schemas.openxmlformats.org/officeDocument/2006/bibliography"/>
+    <ds:schemaRef ds:uri="http://schemas.microsoft.com/office/2006/metadata/properties"/>
+    <ds:schemaRef ds:uri="http://schemas.microsoft.com/office/infopath/2007/PartnerControls"/>
+    <ds:schemaRef ds:uri="a94799e5-846a-4ad9-b31d-5ba5d0428847"/>
   </ds:schemaRefs>
 </ds:datastoreItem>
 </file>